--- a/docs/05_検証結果まとめ.docx
+++ b/docs/05_検証結果まとめ.docx
@@ -4144,16 +4144,7 @@
     </w:p>
     <w:p>
       <w:r>
-        <w:t xml:space="preserve">所要時間は Git のコミット時刻と実行ログのタイムスタンプから読める範囲の</w:t>
-      </w:r>
-      <w:r>
-        <w:rPr>
-          <w:b/>
-        </w:rPr>
-        <w:t xml:space="preserve">概算</w:t>
-      </w:r>
-      <w:r>
-        <w:t xml:space="preserve">です。 初回コミットより前の実装時間は履歴に残っていないため、実装フェーズは推定値です。</w:t>
+        <w:t xml:space="preserve">実機検証フェーズは Playbook 実行ログのタイムスタンプ（実測）、それ以前は Git のコミット時刻によります。初回コミットより前の実装時間は履歴に残っていないため、 実装フェーズのみ推定です。</w:t>
       </w:r>
     </w:p>
     <w:tbl>
@@ -4226,7 +4217,7 @@
               <w:rPr>
                 <w:b/>
               </w:rPr>
-              <w:t xml:space="preserve">概算</w:t>
+              <w:t xml:space="preserve">所要</w:t>
             </w:r>
           </w:p>
         </w:tc>
@@ -4405,21 +4396,24 @@
               <w:spacing w:after="0"/>
             </w:pPr>
             <w:r>
-              <w:t xml:space="preserve">cloud-init が「成功」に見えて ansible が入っていない問題の原因特定（No.1）</w:t>
-            </w:r>
-          </w:p>
-        </w:tc>
-      </w:tr>
-      <w:tr>
-        <w:tc>
-          <w:tcPr>
-            <w:tcW w:w="2340" w:type="dxa"/>
-          </w:tcPr>
-          <w:p>
-            <w:pPr>
-              <w:spacing w:after="0"/>
-            </w:pPr>
-            <w:r>
+              <w:t xml:space="preserve">cloud-init が「成功」に見えて ansible が入っていない問題の原因特定（5. の No.1）</w:t>
+            </w:r>
+          </w:p>
+        </w:tc>
+      </w:tr>
+      <w:tr>
+        <w:tc>
+          <w:tcPr>
+            <w:tcW w:w="2340" w:type="dxa"/>
+          </w:tcPr>
+          <w:p>
+            <w:pPr>
+              <w:spacing w:after="0"/>
+            </w:pPr>
+            <w:r>
+              <w:rPr>
+                <w:b/>
+              </w:rPr>
               <w:t xml:space="preserve">実機検証 1 日目</w:t>
             </w:r>
           </w:p>
@@ -4433,47 +4427,53 @@
               <w:spacing w:after="0"/>
             </w:pPr>
             <w:r>
-              <w:t xml:space="preserve">2026-09-16</w:t>
-            </w:r>
-          </w:p>
-        </w:tc>
-        <w:tc>
-          <w:tcPr>
-            <w:tcW w:w="2340" w:type="dxa"/>
-          </w:tcPr>
-          <w:p>
-            <w:pPr>
-              <w:spacing w:after="0"/>
-            </w:pPr>
-            <w:r>
-              <w:t xml:space="preserve">半日程度</w:t>
-            </w:r>
-          </w:p>
-        </w:tc>
-        <w:tc>
-          <w:tcPr>
-            <w:tcW w:w="2340" w:type="dxa"/>
-          </w:tcPr>
-          <w:p>
-            <w:pPr>
-              <w:spacing w:after="0"/>
-            </w:pPr>
-            <w:r>
-              <w:t xml:space="preserve">工程 1〜2 の初回実行、不具合の洗い出し</w:t>
-            </w:r>
-          </w:p>
-        </w:tc>
-      </w:tr>
-      <w:tr>
-        <w:tc>
-          <w:tcPr>
-            <w:tcW w:w="2340" w:type="dxa"/>
-          </w:tcPr>
-          <w:p>
-            <w:pPr>
-              <w:spacing w:after="0"/>
-            </w:pPr>
-            <w:r>
+              <w:t xml:space="preserve">2026-09-16 14:07〜14:23</w:t>
+            </w:r>
+          </w:p>
+        </w:tc>
+        <w:tc>
+          <w:tcPr>
+            <w:tcW w:w="2340" w:type="dxa"/>
+          </w:tcPr>
+          <w:p>
+            <w:pPr>
+              <w:spacing w:after="0"/>
+            </w:pPr>
+            <w:r>
+              <w:rPr>
+                <w:b/>
+              </w:rPr>
+              <w:t xml:space="preserve">約 16 分</w:t>
+            </w:r>
+          </w:p>
+        </w:tc>
+        <w:tc>
+          <w:tcPr>
+            <w:tcW w:w="2340" w:type="dxa"/>
+          </w:tcPr>
+          <w:p>
+            <w:pPr>
+              <w:spacing w:after="0"/>
+            </w:pPr>
+            <w:r>
+              <w:t xml:space="preserve">工程 1〜4 を通しで実行し、不具合を洗い出し。Playbook 実行 5 回</w:t>
+            </w:r>
+          </w:p>
+        </w:tc>
+      </w:tr>
+      <w:tr>
+        <w:tc>
+          <w:tcPr>
+            <w:tcW w:w="2340" w:type="dxa"/>
+          </w:tcPr>
+          <w:p>
+            <w:pPr>
+              <w:spacing w:after="0"/>
+            </w:pPr>
+            <w:r>
+              <w:rPr>
+                <w:b/>
+              </w:rPr>
               <w:t xml:space="preserve">実機検証 2 日目</w:t>
             </w:r>
           </w:p>
@@ -4487,33 +4487,36 @@
               <w:spacing w:after="0"/>
             </w:pPr>
             <w:r>
-              <w:t xml:space="preserve">2026-09-17</w:t>
-            </w:r>
-          </w:p>
-        </w:tc>
-        <w:tc>
-          <w:tcPr>
-            <w:tcW w:w="2340" w:type="dxa"/>
-          </w:tcPr>
-          <w:p>
-            <w:pPr>
-              <w:spacing w:after="0"/>
-            </w:pPr>
-            <w:r>
-              <w:t xml:space="preserve">1 日</w:t>
-            </w:r>
-          </w:p>
-        </w:tc>
-        <w:tc>
-          <w:tcPr>
-            <w:tcW w:w="2340" w:type="dxa"/>
-          </w:tcPr>
-          <w:p>
-            <w:pPr>
-              <w:spacing w:after="0"/>
-            </w:pPr>
-            <w:r>
-              <w:t xml:space="preserve">不具合修正 6 コミット（21:03〜23:17）、工程 1〜4 を一巡して </w:t>
+              <w:t xml:space="preserve">2026-09-17 21:11〜23:17</w:t>
+            </w:r>
+          </w:p>
+        </w:tc>
+        <w:tc>
+          <w:tcPr>
+            <w:tcW w:w="2340" w:type="dxa"/>
+          </w:tcPr>
+          <w:p>
+            <w:pPr>
+              <w:spacing w:after="0"/>
+            </w:pPr>
+            <w:r>
+              <w:rPr>
+                <w:b/>
+              </w:rPr>
+              <w:t xml:space="preserve">約 2 時間</w:t>
+            </w:r>
+          </w:p>
+        </w:tc>
+        <w:tc>
+          <w:tcPr>
+            <w:tcW w:w="2340" w:type="dxa"/>
+          </w:tcPr>
+          <w:p>
+            <w:pPr>
+              <w:spacing w:after="0"/>
+            </w:pPr>
+            <w:r>
+              <w:t xml:space="preserve">不具合修正 6 コミット、工程 1〜4 を一巡して </w:t>
             </w:r>
             <w:r>
               <w:rPr>
@@ -4524,21 +4527,24 @@
               <w:t xml:space="preserve">failed=0</w:t>
             </w:r>
             <w:r>
-              <w:t xml:space="preserve"> に到達</w:t>
-            </w:r>
-          </w:p>
-        </w:tc>
-      </w:tr>
-      <w:tr>
-        <w:tc>
-          <w:tcPr>
-            <w:tcW w:w="2340" w:type="dxa"/>
-          </w:tcPr>
-          <w:p>
-            <w:pPr>
-              <w:spacing w:after="0"/>
-            </w:pPr>
-            <w:r>
+              <w:t xml:space="preserve"> に到達。Playbook 実行 9 回</w:t>
+            </w:r>
+          </w:p>
+        </w:tc>
+      </w:tr>
+      <w:tr>
+        <w:tc>
+          <w:tcPr>
+            <w:tcW w:w="2340" w:type="dxa"/>
+          </w:tcPr>
+          <w:p>
+            <w:pPr>
+              <w:spacing w:after="0"/>
+            </w:pPr>
+            <w:r>
+              <w:rPr>
+                <w:b/>
+              </w:rPr>
               <w:t xml:space="preserve">実機検証 3 日目</w:t>
             </w:r>
           </w:p>
@@ -4552,20 +4558,23 @@
               <w:spacing w:after="0"/>
             </w:pPr>
             <w:r>
-              <w:t xml:space="preserve">2026-09-18</w:t>
-            </w:r>
-          </w:p>
-        </w:tc>
-        <w:tc>
-          <w:tcPr>
-            <w:tcW w:w="2340" w:type="dxa"/>
-          </w:tcPr>
-          <w:p>
-            <w:pPr>
-              <w:spacing w:after="0"/>
-            </w:pPr>
-            <w:r>
-              <w:t xml:space="preserve">約 1 時間</w:t>
+              <w:t xml:space="preserve">2026-09-18 10:27〜10:43</w:t>
+            </w:r>
+          </w:p>
+        </w:tc>
+        <w:tc>
+          <w:tcPr>
+            <w:tcW w:w="2340" w:type="dxa"/>
+          </w:tcPr>
+          <w:p>
+            <w:pPr>
+              <w:spacing w:after="0"/>
+            </w:pPr>
+            <w:r>
+              <w:rPr>
+                <w:b/>
+              </w:rPr>
+              <w:t xml:space="preserve">約 16 分</w:t>
             </w:r>
           </w:p>
         </w:tc>
@@ -4589,7 +4598,7 @@
               <w:t xml:space="preserve">c625e2c</w:t>
             </w:r>
             <w:r>
-              <w:t xml:space="preserve">）、最終確認で全項目一致</w:t>
+              <w:t xml:space="preserve">）、最終確認で全項目一致。Playbook 実行 2 回</w:t>
             </w:r>
           </w:p>
         </w:tc>
@@ -4599,6 +4608,17 @@
       <w:pPr>
         <w:spacing w:after="0"/>
       </w:pPr>
+    </w:p>
+    <w:p>
+      <w:r>
+        <w:rPr>
+          <w:b/>
+        </w:rPr>
+        <w:t xml:space="preserve">Playbook の実行時間の合計は 3 日間で約 1 時間 33 分</w:t>
+      </w:r>
+      <w:r>
+        <w:t xml:space="preserve">（16 回）です。 2 日目の約 2 時間のうち Playbook が動いていたのは約 1 時間 28 分で、 その大半は後述する初回の Windows Update です。</w:t>
+      </w:r>
     </w:p>
     <w:p>
       <w:pPr>
@@ -4622,8 +4642,10 @@
         <w:tblLayout w:type="fixed"/>
       </w:tblPr>
       <w:tblGrid>
-        <w:gridCol w:w="4680"/>
-        <w:gridCol w:w="4680"/>
+        <w:gridCol w:w="2340"/>
+        <w:gridCol w:w="2340"/>
+        <w:gridCol w:w="2340"/>
+        <w:gridCol w:w="2340"/>
       </w:tblGrid>
       <w:tr>
         <w:trPr>
@@ -4631,7 +4653,7 @@
         </w:trPr>
         <w:tc>
           <w:tcPr>
-            <w:tcW w:w="4680" w:type="dxa"/>
+            <w:tcW w:w="2340" w:type="dxa"/>
             <w:shd w:val="clear" w:color="auto" w:fill="DCE6F1"/>
           </w:tcPr>
           <w:p>
@@ -4648,7 +4670,7 @@
         </w:tc>
         <w:tc>
           <w:tcPr>
-            <w:tcW w:w="4680" w:type="dxa"/>
+            <w:tcW w:w="2340" w:type="dxa"/>
             <w:shd w:val="clear" w:color="auto" w:fill="DCE6F1"/>
           </w:tcPr>
           <w:p>
@@ -4659,15 +4681,229 @@
               <w:rPr>
                 <w:b/>
               </w:rPr>
-              <w:t xml:space="preserve">実行時間</w:t>
-            </w:r>
-          </w:p>
-        </w:tc>
-      </w:tr>
-      <w:tr>
-        <w:tc>
-          <w:tcPr>
-            <w:tcW w:w="4680" w:type="dxa"/>
+              <w:t xml:space="preserve">初回（更新適用あり）</w:t>
+            </w:r>
+          </w:p>
+        </w:tc>
+        <w:tc>
+          <w:tcPr>
+            <w:tcW w:w="2340" w:type="dxa"/>
+            <w:shd w:val="clear" w:color="auto" w:fill="DCE6F1"/>
+          </w:tcPr>
+          <w:p>
+            <w:pPr>
+              <w:spacing w:after="0"/>
+            </w:pPr>
+            <w:r>
+              <w:rPr>
+                <w:b/>
+              </w:rPr>
+              <w:t xml:space="preserve">2 回目以降</w:t>
+            </w:r>
+          </w:p>
+        </w:tc>
+        <w:tc>
+          <w:tcPr>
+            <w:tcW w:w="2340" w:type="dxa"/>
+            <w:shd w:val="clear" w:color="auto" w:fill="DCE6F1"/>
+          </w:tcPr>
+          <w:p>
+            <w:pPr>
+              <w:spacing w:after="0"/>
+            </w:pPr>
+            <w:r>
+              <w:rPr>
+                <w:b/>
+              </w:rPr>
+              <w:t xml:space="preserve">実行回数</w:t>
+            </w:r>
+          </w:p>
+        </w:tc>
+      </w:tr>
+      <w:tr>
+        <w:tc>
+          <w:tcPr>
+            <w:tcW w:w="2340" w:type="dxa"/>
+          </w:tcPr>
+          <w:p>
+            <w:pPr>
+              <w:spacing w:after="0"/>
+            </w:pPr>
+            <w:r>
+              <w:rPr>
+                <w:rFonts w:ascii="Consolas" w:hAnsi="Consolas" w:eastAsia="MS Gothic"/>
+                <w:sz w:val="18"/>
+                <w:szCs w:val="18"/>
+              </w:rPr>
+              <w:t xml:space="preserve">01_os_initial.yml</w:t>
+            </w:r>
+          </w:p>
+        </w:tc>
+        <w:tc>
+          <w:tcPr>
+            <w:tcW w:w="2340" w:type="dxa"/>
+          </w:tcPr>
+          <w:p>
+            <w:pPr>
+              <w:spacing w:after="0"/>
+            </w:pPr>
+            <w:r>
+              <w:rPr>
+                <w:b/>
+              </w:rPr>
+              <w:t xml:space="preserve">1 時間 09 分 32 秒</w:t>
+            </w:r>
+          </w:p>
+        </w:tc>
+        <w:tc>
+          <w:tcPr>
+            <w:tcW w:w="2340" w:type="dxa"/>
+          </w:tcPr>
+          <w:p>
+            <w:pPr>
+              <w:spacing w:after="0"/>
+            </w:pPr>
+            <w:r>
+              <w:t xml:space="preserve">10 分 50 秒</w:t>
+            </w:r>
+          </w:p>
+        </w:tc>
+        <w:tc>
+          <w:tcPr>
+            <w:tcW w:w="2340" w:type="dxa"/>
+          </w:tcPr>
+          <w:p>
+            <w:pPr>
+              <w:spacing w:after="0"/>
+            </w:pPr>
+            <w:r>
+              <w:t xml:space="preserve">3</w:t>
+            </w:r>
+          </w:p>
+        </w:tc>
+      </w:tr>
+      <w:tr>
+        <w:tc>
+          <w:tcPr>
+            <w:tcW w:w="2340" w:type="dxa"/>
+          </w:tcPr>
+          <w:p>
+            <w:pPr>
+              <w:spacing w:after="0"/>
+            </w:pPr>
+            <w:r>
+              <w:rPr>
+                <w:rFonts w:ascii="Consolas" w:hAnsi="Consolas" w:eastAsia="MS Gothic"/>
+                <w:sz w:val="18"/>
+                <w:szCs w:val="18"/>
+              </w:rPr>
+              <w:t xml:space="preserve">02_domain.yml</w:t>
+            </w:r>
+          </w:p>
+        </w:tc>
+        <w:tc>
+          <w:tcPr>
+            <w:tcW w:w="2340" w:type="dxa"/>
+          </w:tcPr>
+          <w:p>
+            <w:pPr>
+              <w:spacing w:after="0"/>
+            </w:pPr>
+            <w:r>
+              <w:t xml:space="preserve">1 分 11 秒</w:t>
+            </w:r>
+          </w:p>
+        </w:tc>
+        <w:tc>
+          <w:tcPr>
+            <w:tcW w:w="2340" w:type="dxa"/>
+          </w:tcPr>
+          <w:p>
+            <w:pPr>
+              <w:spacing w:after="0"/>
+            </w:pPr>
+            <w:r>
+              <w:t xml:space="preserve">40 秒</w:t>
+            </w:r>
+          </w:p>
+        </w:tc>
+        <w:tc>
+          <w:tcPr>
+            <w:tcW w:w="2340" w:type="dxa"/>
+          </w:tcPr>
+          <w:p>
+            <w:pPr>
+              <w:spacing w:after="0"/>
+            </w:pPr>
+            <w:r>
+              <w:t xml:space="preserve">2</w:t>
+            </w:r>
+          </w:p>
+        </w:tc>
+      </w:tr>
+      <w:tr>
+        <w:tc>
+          <w:tcPr>
+            <w:tcW w:w="2340" w:type="dxa"/>
+          </w:tcPr>
+          <w:p>
+            <w:pPr>
+              <w:spacing w:after="0"/>
+            </w:pPr>
+            <w:r>
+              <w:rPr>
+                <w:rFonts w:ascii="Consolas" w:hAnsi="Consolas" w:eastAsia="MS Gothic"/>
+                <w:sz w:val="18"/>
+                <w:szCs w:val="18"/>
+              </w:rPr>
+              <w:t xml:space="preserve">03_role_setup.yml</w:t>
+            </w:r>
+          </w:p>
+        </w:tc>
+        <w:tc>
+          <w:tcPr>
+            <w:tcW w:w="2340" w:type="dxa"/>
+          </w:tcPr>
+          <w:p>
+            <w:pPr>
+              <w:spacing w:after="0"/>
+            </w:pPr>
+            <w:r>
+              <w:t xml:space="preserve">2 分 49 秒</w:t>
+            </w:r>
+          </w:p>
+        </w:tc>
+        <w:tc>
+          <w:tcPr>
+            <w:tcW w:w="2340" w:type="dxa"/>
+          </w:tcPr>
+          <w:p>
+            <w:pPr>
+              <w:spacing w:after="0"/>
+            </w:pPr>
+            <w:r>
+              <w:t xml:space="preserve">36 秒 〜 2 分 16 秒</w:t>
+            </w:r>
+          </w:p>
+        </w:tc>
+        <w:tc>
+          <w:tcPr>
+            <w:tcW w:w="2340" w:type="dxa"/>
+          </w:tcPr>
+          <w:p>
+            <w:pPr>
+              <w:spacing w:after="0"/>
+            </w:pPr>
+            <w:r>
+              <w:t xml:space="preserve">5</w:t>
+            </w:r>
+          </w:p>
+        </w:tc>
+      </w:tr>
+      <w:tr>
+        <w:tc>
+          <w:tcPr>
+            <w:tcW w:w="2340" w:type="dxa"/>
           </w:tcPr>
           <w:p>
             <w:pPr>
@@ -4685,14 +4921,102 @@
         </w:tc>
         <w:tc>
           <w:tcPr>
-            <w:tcW w:w="4680" w:type="dxa"/>
-          </w:tcPr>
-          <w:p>
-            <w:pPr>
-              <w:spacing w:after="0"/>
-            </w:pPr>
-            <w:r>
-              <w:t xml:space="preserve">約 26 秒（うち設定値収集 15.8 秒、証跡回収 5.5 秒）</w:t>
+            <w:tcW w:w="2340" w:type="dxa"/>
+          </w:tcPr>
+          <w:p>
+            <w:pPr>
+              <w:spacing w:after="0"/>
+            </w:pPr>
+            <w:r>
+              <w:t xml:space="preserve">44 秒</w:t>
+            </w:r>
+          </w:p>
+        </w:tc>
+        <w:tc>
+          <w:tcPr>
+            <w:tcW w:w="2340" w:type="dxa"/>
+          </w:tcPr>
+          <w:p>
+            <w:pPr>
+              <w:spacing w:after="0"/>
+            </w:pPr>
+            <w:r>
+              <w:t xml:space="preserve">26 秒 〜 36 秒</w:t>
+            </w:r>
+          </w:p>
+        </w:tc>
+        <w:tc>
+          <w:tcPr>
+            <w:tcW w:w="2340" w:type="dxa"/>
+          </w:tcPr>
+          <w:p>
+            <w:pPr>
+              <w:spacing w:after="0"/>
+            </w:pPr>
+            <w:r>
+              <w:t xml:space="preserve">5</w:t>
+            </w:r>
+          </w:p>
+        </w:tc>
+      </w:tr>
+      <w:tr>
+        <w:tc>
+          <w:tcPr>
+            <w:tcW w:w="2340" w:type="dxa"/>
+          </w:tcPr>
+          <w:p>
+            <w:pPr>
+              <w:spacing w:after="0"/>
+            </w:pPr>
+            <w:r>
+              <w:rPr>
+                <w:rFonts w:ascii="Consolas" w:hAnsi="Consolas" w:eastAsia="MS Gothic"/>
+                <w:sz w:val="18"/>
+                <w:szCs w:val="18"/>
+              </w:rPr>
+              <w:t xml:space="preserve">03_tasks_debug</w:t>
+            </w:r>
+            <w:r>
+              <w:t xml:space="preserve">（切り分け用）</w:t>
+            </w:r>
+          </w:p>
+        </w:tc>
+        <w:tc>
+          <w:tcPr>
+            <w:tcW w:w="2340" w:type="dxa"/>
+          </w:tcPr>
+          <w:p>
+            <w:pPr>
+              <w:spacing w:after="0"/>
+            </w:pPr>
+            <w:r>
+              <w:t xml:space="preserve">28 秒</w:t>
+            </w:r>
+          </w:p>
+        </w:tc>
+        <w:tc>
+          <w:tcPr>
+            <w:tcW w:w="2340" w:type="dxa"/>
+          </w:tcPr>
+          <w:p>
+            <w:pPr>
+              <w:spacing w:after="0"/>
+            </w:pPr>
+            <w:r>
+              <w:t xml:space="preserve">−</w:t>
+            </w:r>
+          </w:p>
+        </w:tc>
+        <w:tc>
+          <w:tcPr>
+            <w:tcW w:w="2340" w:type="dxa"/>
+          </w:tcPr>
+          <w:p>
+            <w:pPr>
+              <w:spacing w:after="0"/>
+            </w:pPr>
+            <w:r>
+              <w:t xml:space="preserve">1</w:t>
             </w:r>
           </w:p>
         </w:tc>
@@ -4702,6 +5026,17 @@
       <w:pPr>
         <w:spacing w:after="0"/>
       </w:pPr>
+    </w:p>
+    <w:p>
+      <w:r>
+        <w:rPr>
+          <w:b/>
+        </w:rPr>
+        <w:t xml:space="preserve">構築時間のほぼすべてが工程 1、しかもその大半が Windows 更新プログラムの適用</w:t>
+      </w:r>
+      <w:r>
+        <w:t xml:space="preserve">です。 初回 1 時間 09 分に対し、更新適用後の 2 回目は 10 分 50 秒でした。</w:t>
+      </w:r>
     </w:p>
     <w:p>
       <w:pPr>
@@ -4709,24 +5044,83 @@
         <w:shd w:val="clear" w:color="auto" w:fill="F7F7F7"/>
       </w:pPr>
       <w:r>
-        <w:t xml:space="preserve">工程 1〜3 の実行時間はログに記録がありますが、本まとめ作成時点では未集計です。</w:t>
-      </w:r>
-    </w:p>
-    <w:p>
-      <w:pPr>
-        <w:ind w:left="360"/>
-        <w:shd w:val="clear" w:color="auto" w:fill="F7F7F7"/>
-      </w:pPr>
+        <w:t xml:space="preserve">本番 7 台の見積もりについて。</w:t>
+      </w:r>
       <w:r>
         <w:rPr>
           <w:rFonts w:ascii="Consolas" w:hAnsi="Consolas" w:eastAsia="MS Gothic"/>
           <w:sz w:val="18"/>
           <w:szCs w:val="18"/>
         </w:rPr>
-        <w:t xml:space="preserve">grep -H 'Playbook run took' logs/*.log</w:t>
-      </w:r>
-      <w:r>
-        <w:t xml:space="preserve"> で取得できます。</w:t>
+        <w:t xml:space="preserve">ansible.cfg</w:t>
+      </w:r>
+      <w:r>
+        <w:t xml:space="preserve"> の </w:t>
+      </w:r>
+      <w:r>
+        <w:rPr>
+          <w:rFonts w:ascii="Consolas" w:hAnsi="Consolas" w:eastAsia="MS Gothic"/>
+          <w:sz w:val="18"/>
+          <w:szCs w:val="18"/>
+        </w:rPr>
+        <w:t xml:space="preserve">forks = 10</w:t>
+      </w:r>
+      <w:r>
+        <w:t xml:space="preserve"> により 7 台を並列実行できるため、</w:t>
+      </w:r>
+    </w:p>
+    <w:p>
+      <w:pPr>
+        <w:ind w:left="360"/>
+        <w:shd w:val="clear" w:color="auto" w:fill="F7F7F7"/>
+      </w:pPr>
+      <w:r>
+        <w:t xml:space="preserve">直列（単純計算で約 8 時間）ではなく </w:t>
+      </w:r>
+      <w:r>
+        <w:rPr>
+          <w:b/>
+        </w:rPr>
+        <w:t xml:space="preserve">1 台分に近い時間</w:t>
+      </w:r>
+      <w:r>
+        <w:t xml:space="preserve">に収まる見込みです。</w:t>
+      </w:r>
+    </w:p>
+    <w:p>
+      <w:pPr>
+        <w:ind w:left="360"/>
+        <w:shd w:val="clear" w:color="auto" w:fill="F7F7F7"/>
+      </w:pPr>
+      <w:r>
+        <w:t xml:space="preserve">ただし更新プログラムの量は OS 版数と構築時期に依存するため、</w:t>
+      </w:r>
+    </w:p>
+    <w:p>
+      <w:pPr>
+        <w:ind w:left="360"/>
+        <w:shd w:val="clear" w:color="auto" w:fill="F7F7F7"/>
+      </w:pPr>
+      <w:r>
+        <w:t xml:space="preserve">余裕を見た時間枠の確保を推奨します。</w:t>
+      </w:r>
+      <w:r>
+        <w:rPr>
+          <w:b/>
+        </w:rPr>
+        <w:t xml:space="preserve">検証環境は日本時間 21:00 に自動シャットダウン</w:t>
+      </w:r>
+      <w:r>
+        <w:t xml:space="preserve">が</w:t>
+      </w:r>
+    </w:p>
+    <w:p>
+      <w:pPr>
+        <w:ind w:left="360"/>
+        <w:shd w:val="clear" w:color="auto" w:fill="F7F7F7"/>
+      </w:pPr>
+      <w:r>
+        <w:t xml:space="preserve">効くため、工程 1 はこれを避けて流す必要がありました。</w:t>
       </w:r>
     </w:p>
     <w:p>
@@ -4734,7 +5128,246 @@
         <w:pStyle w:val="Heading3"/>
       </w:pPr>
       <w:r>
-        <w:t xml:space="preserve">6.3 修正コミットの内訳</w:t>
+        <w:t xml:space="preserve">6.3 試行錯誤の実測</w:t>
+      </w:r>
+    </w:p>
+    <w:p>
+      <w:r>
+        <w:t xml:space="preserve">同じ Playbook を繰り返し流した回数が、そのまま試行錯誤の回数です。</w:t>
+      </w:r>
+    </w:p>
+    <w:tbl>
+      <w:tblPr>
+        <w:tblW w:w="9360" w:type="dxa"/>
+        <w:tblBorders>
+          <w:top w:val="single" w:sz="4" w:space="0" w:color="808080"/>
+          <w:left w:val="single" w:sz="4" w:space="0" w:color="808080"/>
+          <w:bottom w:val="single" w:sz="4" w:space="0" w:color="808080"/>
+          <w:right w:val="single" w:sz="4" w:space="0" w:color="808080"/>
+          <w:insideH w:val="single" w:sz="4" w:space="0" w:color="808080"/>
+          <w:insideV w:val="single" w:sz="4" w:space="0" w:color="808080"/>
+        </w:tblBorders>
+        <w:tblLayout w:type="fixed"/>
+      </w:tblPr>
+      <w:tblGrid>
+        <w:gridCol w:w="3120"/>
+        <w:gridCol w:w="3120"/>
+        <w:gridCol w:w="3120"/>
+      </w:tblGrid>
+      <w:tr>
+        <w:trPr>
+          <w:tblHeader/>
+        </w:trPr>
+        <w:tc>
+          <w:tcPr>
+            <w:tcW w:w="3120" w:type="dxa"/>
+            <w:shd w:val="clear" w:color="auto" w:fill="DCE6F1"/>
+          </w:tcPr>
+          <w:p>
+            <w:pPr>
+              <w:spacing w:after="0"/>
+            </w:pPr>
+            <w:r>
+              <w:rPr>
+                <w:b/>
+              </w:rPr>
+              <w:t xml:space="preserve">Playbook</w:t>
+            </w:r>
+          </w:p>
+        </w:tc>
+        <w:tc>
+          <w:tcPr>
+            <w:tcW w:w="3120" w:type="dxa"/>
+            <w:shd w:val="clear" w:color="auto" w:fill="DCE6F1"/>
+          </w:tcPr>
+          <w:p>
+            <w:pPr>
+              <w:spacing w:after="0"/>
+            </w:pPr>
+            <w:r>
+              <w:rPr>
+                <w:b/>
+              </w:rPr>
+              <w:t xml:space="preserve">回数</w:t>
+            </w:r>
+          </w:p>
+        </w:tc>
+        <w:tc>
+          <w:tcPr>
+            <w:tcW w:w="3120" w:type="dxa"/>
+            <w:shd w:val="clear" w:color="auto" w:fill="DCE6F1"/>
+          </w:tcPr>
+          <w:p>
+            <w:pPr>
+              <w:spacing w:after="0"/>
+            </w:pPr>
+            <w:r>
+              <w:rPr>
+                <w:b/>
+              </w:rPr>
+              <w:t xml:space="preserve">内訳</w:t>
+            </w:r>
+          </w:p>
+        </w:tc>
+      </w:tr>
+      <w:tr>
+        <w:tc>
+          <w:tcPr>
+            <w:tcW w:w="3120" w:type="dxa"/>
+          </w:tcPr>
+          <w:p>
+            <w:pPr>
+              <w:spacing w:after="0"/>
+            </w:pPr>
+            <w:r>
+              <w:rPr>
+                <w:rFonts w:ascii="Consolas" w:hAnsi="Consolas" w:eastAsia="MS Gothic"/>
+                <w:sz w:val="18"/>
+                <w:szCs w:val="18"/>
+              </w:rPr>
+              <w:t xml:space="preserve">03_role_setup.yml</w:t>
+            </w:r>
+          </w:p>
+        </w:tc>
+        <w:tc>
+          <w:tcPr>
+            <w:tcW w:w="3120" w:type="dxa"/>
+          </w:tcPr>
+          <w:p>
+            <w:pPr>
+              <w:spacing w:after="0"/>
+            </w:pPr>
+            <w:r>
+              <w:t xml:space="preserve">5</w:t>
+            </w:r>
+          </w:p>
+        </w:tc>
+        <w:tc>
+          <w:tcPr>
+            <w:tcW w:w="3120" w:type="dxa"/>
+          </w:tcPr>
+          <w:p>
+            <w:pPr>
+              <w:spacing w:after="0"/>
+            </w:pPr>
+            <w:r>
+              <w:rPr>
+                <w:rFonts w:ascii="Consolas" w:hAnsi="Consolas" w:eastAsia="MS Gothic"/>
+                <w:sz w:val="18"/>
+                <w:szCs w:val="18"/>
+              </w:rPr>
+              <w:t xml:space="preserve">win_ftp</w:t>
+            </w:r>
+            <w:r>
+              <w:t xml:space="preserve"> のコマンドレット誤り（5. の No.4）と タスクスケジューラの SID 解決エラー（No.5）の切り分け</w:t>
+            </w:r>
+          </w:p>
+        </w:tc>
+      </w:tr>
+      <w:tr>
+        <w:tc>
+          <w:tcPr>
+            <w:tcW w:w="3120" w:type="dxa"/>
+          </w:tcPr>
+          <w:p>
+            <w:pPr>
+              <w:spacing w:after="0"/>
+            </w:pPr>
+            <w:r>
+              <w:rPr>
+                <w:rFonts w:ascii="Consolas" w:hAnsi="Consolas" w:eastAsia="MS Gothic"/>
+                <w:sz w:val="18"/>
+                <w:szCs w:val="18"/>
+              </w:rPr>
+              <w:t xml:space="preserve">99_verify.yml</w:t>
+            </w:r>
+          </w:p>
+        </w:tc>
+        <w:tc>
+          <w:tcPr>
+            <w:tcW w:w="3120" w:type="dxa"/>
+          </w:tcPr>
+          <w:p>
+            <w:pPr>
+              <w:spacing w:after="0"/>
+            </w:pPr>
+            <w:r>
+              <w:t xml:space="preserve">5</w:t>
+            </w:r>
+          </w:p>
+        </w:tc>
+        <w:tc>
+          <w:tcPr>
+            <w:tcW w:w="3120" w:type="dxa"/>
+          </w:tcPr>
+          <w:p>
+            <w:pPr>
+              <w:spacing w:after="0"/>
+            </w:pPr>
+            <w:r>
+              <w:t xml:space="preserve">突合せの誤検知（No.6）と 期待値の是正（No.7）の確認</w:t>
+            </w:r>
+          </w:p>
+        </w:tc>
+      </w:tr>
+      <w:tr>
+        <w:tc>
+          <w:tcPr>
+            <w:tcW w:w="3120" w:type="dxa"/>
+          </w:tcPr>
+          <w:p>
+            <w:pPr>
+              <w:spacing w:after="0"/>
+            </w:pPr>
+            <w:r>
+              <w:rPr>
+                <w:rFonts w:ascii="Consolas" w:hAnsi="Consolas" w:eastAsia="MS Gothic"/>
+                <w:sz w:val="18"/>
+                <w:szCs w:val="18"/>
+              </w:rPr>
+              <w:t xml:space="preserve">01_os_initial.yml</w:t>
+            </w:r>
+          </w:p>
+        </w:tc>
+        <w:tc>
+          <w:tcPr>
+            <w:tcW w:w="3120" w:type="dxa"/>
+          </w:tcPr>
+          <w:p>
+            <w:pPr>
+              <w:spacing w:after="0"/>
+            </w:pPr>
+            <w:r>
+              <w:t xml:space="preserve">3</w:t>
+            </w:r>
+          </w:p>
+        </w:tc>
+        <w:tc>
+          <w:tcPr>
+            <w:tcW w:w="3120" w:type="dxa"/>
+          </w:tcPr>
+          <w:p>
+            <w:pPr>
+              <w:spacing w:after="0"/>
+            </w:pPr>
+            <w:r>
+              <w:t xml:space="preserve">初回失敗 → 修正 → 冪等性確認</w:t>
+            </w:r>
+          </w:p>
+        </w:tc>
+      </w:tr>
+    </w:tbl>
+    <w:p>
+      <w:pPr>
+        <w:spacing w:after="0"/>
+      </w:pPr>
+    </w:p>
+    <w:p>
+      <w:pPr>
+        <w:pStyle w:val="Heading3"/>
+      </w:pPr>
+      <w:r>
+        <w:t xml:space="preserve">6.4 修正コミットの内訳</w:t>
       </w:r>
     </w:p>
     <w:p>
@@ -4745,7 +5378,7 @@
         <w:rPr>
           <w:b/>
         </w:rPr>
-        <w:t xml:space="preserve">7 コミット</w:t>
+        <w:t xml:space="preserve">8 コミット</w:t>
       </w:r>
       <w:r>
         <w:t xml:space="preserve">です。</w:t>
